--- a/templates/reporte_fase3.docx
+++ b/templates/reporte_fase3.docx
@@ -14,7 +14,6 @@
         </w:rPr>
         <w:t>Estimado(a) </w:t>
       </w:r>
-      <w:proofErr w:type="gramStart"/>
       <w:r>
         <w:rPr>
           <w:rFonts w:ascii="Helvetica Neue" w:hAnsi="Helvetica Neue"/>
@@ -29,27 +28,16 @@
           <w:b/>
           <w:bCs/>
         </w:rPr>
-        <w:t xml:space="preserve"> </w:t>
-      </w:r>
-      <w:proofErr w:type="spellStart"/>
+        <w:t xml:space="preserve"> Metadatos.</w:t>
+      </w:r>
       <w:r>
         <w:rPr>
           <w:rFonts w:ascii="Helvetica Neue" w:hAnsi="Helvetica Neue"/>
           <w:b/>
           <w:bCs/>
         </w:rPr>
-        <w:t>Metadatos.</w:t>
-      </w:r>
-      <w:r>
-        <w:rPr>
-          <w:rFonts w:ascii="Helvetica Neue" w:hAnsi="Helvetica Neue"/>
-          <w:b/>
-          <w:bCs/>
-        </w:rPr>
         <w:t>Cliente</w:t>
       </w:r>
-      <w:proofErr w:type="spellEnd"/>
-      <w:proofErr w:type="gramEnd"/>
       <w:r>
         <w:rPr>
           <w:rFonts w:ascii="Helvetica Neue" w:hAnsi="Helvetica Neue"/>
@@ -87,7 +75,6 @@
         </w:rPr>
         <w:t>orden </w:t>
       </w:r>
-      <w:proofErr w:type="gramStart"/>
       <w:r>
         <w:rPr>
           <w:rFonts w:ascii="Helvetica Neue" w:hAnsi="Helvetica Neue"/>
@@ -104,9 +91,8 @@
           <w:bCs/>
           <w:color w:val="000000" w:themeColor="text1"/>
         </w:rPr>
-        <w:t xml:space="preserve"> </w:t>
-      </w:r>
-      <w:proofErr w:type="spellStart"/>
+        <w:t xml:space="preserve"> Metadatos.</w:t>
+      </w:r>
       <w:r>
         <w:rPr>
           <w:rFonts w:ascii="Helvetica Neue" w:hAnsi="Helvetica Neue"/>
@@ -114,7 +100,7 @@
           <w:bCs/>
           <w:color w:val="000000" w:themeColor="text1"/>
         </w:rPr>
-        <w:t>Metadatos.</w:t>
+        <w:t>Orden</w:t>
       </w:r>
       <w:r>
         <w:rPr>
@@ -123,10 +109,8 @@
           <w:bCs/>
           <w:color w:val="000000" w:themeColor="text1"/>
         </w:rPr>
-        <w:t>Orden</w:t>
-      </w:r>
-      <w:proofErr w:type="spellEnd"/>
-      <w:proofErr w:type="gramEnd"/>
+        <w:t xml:space="preserve"> </w:t>
+      </w:r>
       <w:r>
         <w:rPr>
           <w:rFonts w:ascii="Helvetica Neue" w:hAnsi="Helvetica Neue"/>
@@ -134,7 +118,14 @@
           <w:bCs/>
           <w:color w:val="000000" w:themeColor="text1"/>
         </w:rPr>
-        <w:t xml:space="preserve"> </w:t>
+        <w:t>}}</w:t>
+      </w:r>
+      <w:r>
+        <w:rPr>
+          <w:rFonts w:ascii="Helvetica Neue" w:hAnsi="Helvetica Neue"/>
+          <w:color w:val="000000" w:themeColor="text1"/>
+        </w:rPr>
+        <w:t>, recepción </w:t>
       </w:r>
       <w:r>
         <w:rPr>
@@ -143,16 +134,8 @@
           <w:bCs/>
           <w:color w:val="000000" w:themeColor="text1"/>
         </w:rPr>
-        <w:t>}}</w:t>
-      </w:r>
-      <w:r>
-        <w:rPr>
-          <w:rFonts w:ascii="Helvetica Neue" w:hAnsi="Helvetica Neue"/>
-          <w:color w:val="000000" w:themeColor="text1"/>
-        </w:rPr>
-        <w:t>, recepción </w:t>
-      </w:r>
-      <w:proofErr w:type="gramStart"/>
+        <w:t>{{</w:t>
+      </w:r>
       <w:r>
         <w:rPr>
           <w:rFonts w:ascii="Helvetica Neue" w:hAnsi="Helvetica Neue"/>
@@ -160,7 +143,7 @@
           <w:bCs/>
           <w:color w:val="000000" w:themeColor="text1"/>
         </w:rPr>
-        <w:t>{{</w:t>
+        <w:t xml:space="preserve"> Metadatos.</w:t>
       </w:r>
       <w:r>
         <w:rPr>
@@ -169,29 +152,8 @@
           <w:bCs/>
           <w:color w:val="000000" w:themeColor="text1"/>
         </w:rPr>
-        <w:t xml:space="preserve"> </w:t>
-      </w:r>
-      <w:proofErr w:type="spellStart"/>
-      <w:r>
-        <w:rPr>
-          <w:rFonts w:ascii="Helvetica Neue" w:hAnsi="Helvetica Neue"/>
-          <w:b/>
-          <w:bCs/>
-          <w:color w:val="000000" w:themeColor="text1"/>
-        </w:rPr>
-        <w:t>Metadatos.</w:t>
-      </w:r>
-      <w:r>
-        <w:rPr>
-          <w:rFonts w:ascii="Helvetica Neue" w:hAnsi="Helvetica Neue"/>
-          <w:b/>
-          <w:bCs/>
-          <w:color w:val="000000" w:themeColor="text1"/>
-        </w:rPr>
         <w:t>Fig</w:t>
       </w:r>
-      <w:proofErr w:type="spellEnd"/>
-      <w:proofErr w:type="gramEnd"/>
       <w:r>
         <w:rPr>
           <w:rFonts w:ascii="Helvetica Neue" w:hAnsi="Helvetica Neue"/>
@@ -240,764 +202,193 @@
     </w:p>
     <w:tbl>
       <w:tblPr>
-        <w:tblpPr w:leftFromText="141" w:rightFromText="141" w:vertAnchor="text" w:horzAnchor="page" w:tblpX="697" w:tblpY="391"/>
-        <w:tblW w:w="10482" w:type="dxa"/>
-        <w:tblLayout w:type="fixed"/>
-        <w:tblCellMar>
-          <w:left w:w="0" w:type="dxa"/>
-          <w:right w:w="0" w:type="dxa"/>
-        </w:tblCellMar>
+        <w:tblStyle w:val="Tablaconcuadrcula"/>
+        <w:tblW w:w="10632" w:type="dxa"/>
+        <w:tblInd w:w="-998" w:type="dxa"/>
         <w:tblLook w:val="04A0" w:firstRow="1" w:lastRow="0" w:firstColumn="1" w:lastColumn="0" w:noHBand="0" w:noVBand="1"/>
       </w:tblPr>
       <w:tblGrid>
-        <w:gridCol w:w="704"/>
-        <w:gridCol w:w="3005"/>
-        <w:gridCol w:w="1389"/>
-        <w:gridCol w:w="858"/>
-        <w:gridCol w:w="560"/>
-        <w:gridCol w:w="1028"/>
-        <w:gridCol w:w="2938"/>
+        <w:gridCol w:w="2296"/>
+        <w:gridCol w:w="1858"/>
+        <w:gridCol w:w="1940"/>
+        <w:gridCol w:w="1993"/>
+        <w:gridCol w:w="2545"/>
       </w:tblGrid>
       <w:tr>
-        <w:trPr>
-          <w:trHeight w:val="274"/>
-        </w:trPr>
         <w:tc>
           <w:tcPr>
-            <w:tcW w:w="704" w:type="dxa"/>
+            <w:tcW w:w="2506" w:type="dxa"/>
             <w:vMerge w:val="restart"/>
-            <w:tcBorders>
-              <w:top w:val="single" w:sz="4" w:space="0" w:color="auto"/>
-              <w:left w:val="single" w:sz="4" w:space="0" w:color="auto"/>
-              <w:right w:val="single" w:sz="4" w:space="0" w:color="auto"/>
-            </w:tcBorders>
-            <w:shd w:val="clear" w:color="auto" w:fill="E4022C"/>
-            <w:vAlign w:val="center"/>
-            <w:hideMark/>
           </w:tcPr>
           <w:p>
-            <w:pPr>
-              <w:jc w:val="center"/>
-              <w:rPr>
-                <w:rFonts w:ascii="Helvetica Neue" w:hAnsi="Helvetica Neue"/>
-                <w:b/>
-                <w:bCs/>
-                <w:color w:val="FFFFFF" w:themeColor="background1"/>
-              </w:rPr>
-            </w:pPr>
-            <w:proofErr w:type="spellStart"/>
             <w:r>
-              <w:rPr>
-                <w:rFonts w:ascii="Helvetica Neue" w:hAnsi="Helvetica Neue"/>
-                <w:b/>
-                <w:bCs/>
-                <w:color w:val="FFFFFF" w:themeColor="background1"/>
-              </w:rPr>
               <w:t>N°</w:t>
             </w:r>
-            <w:proofErr w:type="spellEnd"/>
           </w:p>
         </w:tc>
         <w:tc>
           <w:tcPr>
-            <w:tcW w:w="3005" w:type="dxa"/>
+            <w:tcW w:w="1780" w:type="dxa"/>
             <w:vMerge w:val="restart"/>
-            <w:tcBorders>
-              <w:top w:val="single" w:sz="4" w:space="0" w:color="auto"/>
-              <w:left w:val="single" w:sz="4" w:space="0" w:color="auto"/>
-              <w:right w:val="single" w:sz="4" w:space="0" w:color="auto"/>
-            </w:tcBorders>
-            <w:shd w:val="clear" w:color="auto" w:fill="E4022C"/>
-            <w:vAlign w:val="center"/>
-            <w:hideMark/>
           </w:tcPr>
           <w:p>
-            <w:pPr>
-              <w:jc w:val="center"/>
-              <w:rPr>
-                <w:rFonts w:ascii="Helvetica Neue" w:hAnsi="Helvetica Neue"/>
-                <w:b/>
-                <w:bCs/>
-                <w:color w:val="FFFFFF" w:themeColor="background1"/>
-              </w:rPr>
-            </w:pPr>
             <w:r>
-              <w:rPr>
-                <w:rFonts w:ascii="Helvetica Neue" w:hAnsi="Helvetica Neue"/>
-                <w:b/>
-                <w:bCs/>
-                <w:color w:val="FFFFFF" w:themeColor="background1"/>
-              </w:rPr>
               <w:t>DESCRIPCIÓN</w:t>
             </w:r>
           </w:p>
         </w:tc>
         <w:tc>
           <w:tcPr>
-            <w:tcW w:w="2807" w:type="dxa"/>
-            <w:gridSpan w:val="3"/>
-            <w:tcBorders>
-              <w:top w:val="single" w:sz="4" w:space="0" w:color="auto"/>
-              <w:left w:val="single" w:sz="4" w:space="0" w:color="auto"/>
-              <w:bottom w:val="single" w:sz="4" w:space="0" w:color="auto"/>
-              <w:right w:val="single" w:sz="4" w:space="0" w:color="auto"/>
-            </w:tcBorders>
-            <w:shd w:val="clear" w:color="auto" w:fill="E4022C"/>
-            <w:vAlign w:val="center"/>
-            <w:hideMark/>
+            <w:tcW w:w="3586" w:type="dxa"/>
+            <w:gridSpan w:val="2"/>
           </w:tcPr>
           <w:p>
-            <w:pPr>
-              <w:jc w:val="center"/>
-              <w:rPr>
-                <w:rFonts w:ascii="Helvetica Neue" w:hAnsi="Helvetica Neue"/>
-                <w:b/>
-                <w:bCs/>
-                <w:color w:val="FFFFFF" w:themeColor="background1"/>
-              </w:rPr>
-            </w:pPr>
             <w:r>
-              <w:rPr>
-                <w:rFonts w:ascii="Helvetica Neue" w:hAnsi="Helvetica Neue"/>
-                <w:b/>
-                <w:bCs/>
-                <w:color w:val="FFFFFF" w:themeColor="background1"/>
-              </w:rPr>
               <w:t>CONFORMIDAD</w:t>
             </w:r>
           </w:p>
         </w:tc>
         <w:tc>
           <w:tcPr>
-            <w:tcW w:w="3966" w:type="dxa"/>
-            <w:gridSpan w:val="2"/>
+            <w:tcW w:w="2760" w:type="dxa"/>
             <w:vMerge w:val="restart"/>
-            <w:tcBorders>
-              <w:top w:val="single" w:sz="4" w:space="0" w:color="auto"/>
-              <w:left w:val="single" w:sz="4" w:space="0" w:color="auto"/>
-              <w:right w:val="single" w:sz="4" w:space="0" w:color="auto"/>
-            </w:tcBorders>
-            <w:shd w:val="clear" w:color="auto" w:fill="E4022C"/>
-            <w:vAlign w:val="center"/>
-            <w:hideMark/>
           </w:tcPr>
           <w:p>
-            <w:pPr>
-              <w:jc w:val="center"/>
-              <w:rPr>
-                <w:rFonts w:ascii="Helvetica Neue" w:hAnsi="Helvetica Neue"/>
-                <w:b/>
-                <w:bCs/>
-                <w:color w:val="FFFFFF" w:themeColor="background1"/>
-              </w:rPr>
-            </w:pPr>
             <w:r>
-              <w:rPr>
-                <w:rFonts w:ascii="Helvetica Neue" w:hAnsi="Helvetica Neue"/>
-                <w:b/>
-                <w:bCs/>
-                <w:color w:val="FFFFFF" w:themeColor="background1"/>
-              </w:rPr>
-              <w:t>REPORTE FOTOGRÁFICO</w:t>
+              <w:t>REPORTE FOROGRÁFICO</w:t>
             </w:r>
           </w:p>
         </w:tc>
       </w:tr>
       <w:tr>
-        <w:trPr>
-          <w:trHeight w:val="20"/>
-        </w:trPr>
         <w:tc>
           <w:tcPr>
-            <w:tcW w:w="704" w:type="dxa"/>
+            <w:tcW w:w="2506" w:type="dxa"/>
             <w:vMerge/>
-            <w:tcBorders>
-              <w:left w:val="single" w:sz="4" w:space="0" w:color="auto"/>
-              <w:bottom w:val="single" w:sz="4" w:space="0" w:color="auto"/>
-              <w:right w:val="single" w:sz="4" w:space="0" w:color="auto"/>
-            </w:tcBorders>
-            <w:shd w:val="clear" w:color="auto" w:fill="E4022C"/>
-            <w:vAlign w:val="center"/>
           </w:tcPr>
-          <w:p>
-            <w:pPr>
-              <w:jc w:val="center"/>
-              <w:rPr>
-                <w:rFonts w:ascii="Helvetica Neue" w:hAnsi="Helvetica Neue"/>
-              </w:rPr>
-            </w:pPr>
-          </w:p>
+          <w:p/>
         </w:tc>
         <w:tc>
           <w:tcPr>
-            <w:tcW w:w="3005" w:type="dxa"/>
+            <w:tcW w:w="1780" w:type="dxa"/>
             <w:vMerge/>
-            <w:tcBorders>
-              <w:left w:val="single" w:sz="4" w:space="0" w:color="auto"/>
-              <w:bottom w:val="single" w:sz="4" w:space="0" w:color="auto"/>
-              <w:right w:val="single" w:sz="4" w:space="0" w:color="auto"/>
-            </w:tcBorders>
-            <w:shd w:val="clear" w:color="auto" w:fill="E4022C"/>
-            <w:vAlign w:val="center"/>
           </w:tcPr>
-          <w:p>
-            <w:pPr>
-              <w:jc w:val="center"/>
-              <w:rPr>
-                <w:rFonts w:ascii="Helvetica Neue" w:hAnsi="Helvetica Neue"/>
-              </w:rPr>
-            </w:pPr>
-          </w:p>
+          <w:p/>
         </w:tc>
         <w:tc>
           <w:tcPr>
-            <w:tcW w:w="1389" w:type="dxa"/>
-            <w:tcBorders>
-              <w:top w:val="single" w:sz="4" w:space="0" w:color="auto"/>
-              <w:left w:val="single" w:sz="4" w:space="0" w:color="auto"/>
-              <w:bottom w:val="single" w:sz="4" w:space="0" w:color="auto"/>
-              <w:right w:val="single" w:sz="4" w:space="0" w:color="auto"/>
-            </w:tcBorders>
-            <w:shd w:val="clear" w:color="auto" w:fill="E4022C"/>
-            <w:vAlign w:val="center"/>
+            <w:tcW w:w="2013" w:type="dxa"/>
           </w:tcPr>
           <w:p>
-            <w:pPr>
-              <w:jc w:val="center"/>
-              <w:rPr>
-                <w:rFonts w:ascii="Helvetica Neue" w:hAnsi="Helvetica Neue"/>
-                <w:b/>
-                <w:bCs/>
-                <w:color w:val="FFFFFF" w:themeColor="background1"/>
-              </w:rPr>
-            </w:pPr>
             <w:r>
-              <w:rPr>
-                <w:rFonts w:ascii="Helvetica Neue" w:hAnsi="Helvetica Neue"/>
-                <w:b/>
-                <w:bCs/>
-                <w:color w:val="FFFFFF" w:themeColor="background1"/>
-              </w:rPr>
               <w:t>CUMPLE</w:t>
             </w:r>
           </w:p>
         </w:tc>
         <w:tc>
           <w:tcPr>
-            <w:tcW w:w="1418" w:type="dxa"/>
-            <w:gridSpan w:val="2"/>
-            <w:tcBorders>
-              <w:top w:val="single" w:sz="4" w:space="0" w:color="auto"/>
-              <w:left w:val="single" w:sz="4" w:space="0" w:color="auto"/>
-              <w:bottom w:val="single" w:sz="4" w:space="0" w:color="auto"/>
-              <w:right w:val="single" w:sz="4" w:space="0" w:color="auto"/>
-            </w:tcBorders>
-            <w:shd w:val="clear" w:color="auto" w:fill="E4022C"/>
-            <w:vAlign w:val="center"/>
+            <w:tcW w:w="1573" w:type="dxa"/>
           </w:tcPr>
           <w:p>
-            <w:pPr>
-              <w:jc w:val="center"/>
-              <w:rPr>
-                <w:rFonts w:ascii="Helvetica Neue" w:hAnsi="Helvetica Neue"/>
-                <w:b/>
-                <w:bCs/>
-                <w:color w:val="FFFFFF" w:themeColor="background1"/>
-              </w:rPr>
-            </w:pPr>
             <w:r>
-              <w:rPr>
-                <w:rFonts w:ascii="Helvetica Neue" w:hAnsi="Helvetica Neue"/>
-                <w:b/>
-                <w:bCs/>
-                <w:color w:val="FFFFFF" w:themeColor="background1"/>
-              </w:rPr>
               <w:t>NO CUMPLE</w:t>
             </w:r>
           </w:p>
         </w:tc>
         <w:tc>
           <w:tcPr>
-            <w:tcW w:w="3966" w:type="dxa"/>
-            <w:gridSpan w:val="2"/>
+            <w:tcW w:w="2760" w:type="dxa"/>
             <w:vMerge/>
-            <w:tcBorders>
-              <w:left w:val="single" w:sz="4" w:space="0" w:color="auto"/>
-              <w:bottom w:val="single" w:sz="4" w:space="0" w:color="auto"/>
-              <w:right w:val="single" w:sz="4" w:space="0" w:color="auto"/>
-            </w:tcBorders>
-            <w:shd w:val="clear" w:color="auto" w:fill="E4022C"/>
-            <w:vAlign w:val="center"/>
           </w:tcPr>
-          <w:p>
-            <w:pPr>
-              <w:jc w:val="center"/>
-              <w:rPr>
-                <w:rFonts w:ascii="Helvetica Neue" w:hAnsi="Helvetica Neue"/>
-              </w:rPr>
-            </w:pPr>
-          </w:p>
+          <w:p/>
         </w:tc>
       </w:tr>
       <w:tr>
-        <w:trPr>
-          <w:trHeight w:val="282"/>
-        </w:trPr>
         <w:tc>
           <w:tcPr>
-            <w:tcW w:w="704" w:type="dxa"/>
-            <w:tcBorders>
-              <w:top w:val="single" w:sz="4" w:space="0" w:color="auto"/>
-              <w:left w:val="single" w:sz="4" w:space="0" w:color="auto"/>
-              <w:bottom w:val="single" w:sz="4" w:space="0" w:color="auto"/>
-              <w:right w:val="single" w:sz="4" w:space="0" w:color="auto"/>
-            </w:tcBorders>
-            <w:vAlign w:val="center"/>
-            <w:hideMark/>
+            <w:tcW w:w="2506" w:type="dxa"/>
           </w:tcPr>
           <w:p>
-            <w:pPr>
-              <w:jc w:val="center"/>
-              <w:rPr>
-                <w:rFonts w:ascii="Helvetica Neue" w:hAnsi="Helvetica Neue"/>
-              </w:rPr>
-            </w:pPr>
             <w:r>
-              <w:rPr>
-                <w:rFonts w:ascii="Helvetica Neue" w:hAnsi="Helvetica Neue"/>
-              </w:rPr>
-              <w:t xml:space="preserve">{% </w:t>
+              <w:t>{%</w:t>
             </w:r>
-            <w:proofErr w:type="spellStart"/>
             <w:r>
-              <w:rPr>
-                <w:rFonts w:ascii="Helvetica Neue" w:hAnsi="Helvetica Neue"/>
-              </w:rPr>
-              <w:t>for</w:t>
-            </w:r>
-            <w:proofErr w:type="spellEnd"/>
-            <w:r>
-              <w:rPr>
-                <w:rFonts w:ascii="Helvetica Neue" w:hAnsi="Helvetica Neue"/>
-              </w:rPr>
               <w:t xml:space="preserve"> </w:t>
             </w:r>
-            <w:proofErr w:type="spellStart"/>
             <w:r>
-              <w:rPr>
-                <w:rFonts w:ascii="Helvetica Neue" w:hAnsi="Helvetica Neue"/>
-              </w:rPr>
-              <w:t>item</w:t>
+              <w:t>tr for item in ItemsChecklist %}</w:t>
             </w:r>
-            <w:proofErr w:type="spellEnd"/>
+          </w:p>
+          <w:p>
             <w:r>
-              <w:rPr>
-                <w:rFonts w:ascii="Helvetica Neue" w:hAnsi="Helvetica Neue"/>
-              </w:rPr>
-              <w:t xml:space="preserve"> in </w:t>
-            </w:r>
-            <w:proofErr w:type="spellStart"/>
-            <w:r>
-              <w:rPr>
-                <w:rFonts w:ascii="Helvetica Neue" w:hAnsi="Helvetica Neue"/>
-              </w:rPr>
-              <w:t>Items</w:t>
-            </w:r>
-            <w:proofErr w:type="spellEnd"/>
-            <w:r>
-              <w:rPr>
-                <w:rFonts w:ascii="Helvetica Neue" w:hAnsi="Helvetica Neue"/>
-              </w:rPr>
-              <w:t xml:space="preserve"> %} </w:t>
-            </w:r>
-            <w:proofErr w:type="gramStart"/>
-            <w:r>
-              <w:rPr>
-                <w:rFonts w:ascii="Helvetica Neue" w:hAnsi="Helvetica Neue"/>
-              </w:rPr>
-              <w:t xml:space="preserve">{{ </w:t>
-            </w:r>
-            <w:proofErr w:type="spellStart"/>
-            <w:r>
-              <w:rPr>
-                <w:rFonts w:ascii="Helvetica Neue" w:hAnsi="Helvetica Neue"/>
-              </w:rPr>
-              <w:t>item.ID</w:t>
-            </w:r>
-            <w:proofErr w:type="gramEnd"/>
-            <w:r>
-              <w:rPr>
-                <w:rFonts w:ascii="Helvetica Neue" w:hAnsi="Helvetica Neue"/>
-              </w:rPr>
-              <w:t>_Item</w:t>
-            </w:r>
-            <w:proofErr w:type="spellEnd"/>
-            <w:r>
-              <w:rPr>
-                <w:rFonts w:ascii="Helvetica Neue" w:hAnsi="Helvetica Neue"/>
-              </w:rPr>
-              <w:t xml:space="preserve"> }}</w:t>
+              <w:t>{{ item.ID_Item }}</w:t>
             </w:r>
           </w:p>
         </w:tc>
         <w:tc>
           <w:tcPr>
-            <w:tcW w:w="3005" w:type="dxa"/>
-            <w:tcBorders>
-              <w:top w:val="single" w:sz="4" w:space="0" w:color="auto"/>
-              <w:left w:val="single" w:sz="4" w:space="0" w:color="auto"/>
-              <w:bottom w:val="single" w:sz="4" w:space="0" w:color="auto"/>
-              <w:right w:val="single" w:sz="4" w:space="0" w:color="auto"/>
-            </w:tcBorders>
-            <w:vAlign w:val="center"/>
-            <w:hideMark/>
+            <w:tcW w:w="1780" w:type="dxa"/>
           </w:tcPr>
           <w:p>
-            <w:pPr>
-              <w:jc w:val="center"/>
-              <w:rPr>
-                <w:rFonts w:ascii="Helvetica Neue" w:hAnsi="Helvetica Neue"/>
-              </w:rPr>
-            </w:pPr>
-            <w:proofErr w:type="gramStart"/>
             <w:r>
-              <w:rPr>
-                <w:rFonts w:ascii="Helvetica Neue" w:hAnsi="Helvetica Neue"/>
-              </w:rPr>
-              <w:t xml:space="preserve">{{ </w:t>
-            </w:r>
-            <w:proofErr w:type="spellStart"/>
-            <w:r>
-              <w:rPr>
-                <w:rFonts w:ascii="Helvetica Neue" w:hAnsi="Helvetica Neue"/>
-              </w:rPr>
-              <w:t>item</w:t>
-            </w:r>
-            <w:proofErr w:type="gramEnd"/>
-            <w:r>
-              <w:rPr>
-                <w:rFonts w:ascii="Helvetica Neue" w:hAnsi="Helvetica Neue"/>
-              </w:rPr>
-              <w:t>.Descripcion</w:t>
-            </w:r>
-            <w:proofErr w:type="spellEnd"/>
-            <w:r>
-              <w:rPr>
-                <w:rFonts w:ascii="Helvetica Neue" w:hAnsi="Helvetica Neue"/>
-              </w:rPr>
-              <w:t xml:space="preserve"> }}</w:t>
+              <w:t>{{ item.Descripcion }}</w:t>
             </w:r>
           </w:p>
         </w:tc>
         <w:tc>
           <w:tcPr>
-            <w:tcW w:w="1389" w:type="dxa"/>
-            <w:tcBorders>
-              <w:top w:val="single" w:sz="4" w:space="0" w:color="auto"/>
-              <w:left w:val="single" w:sz="4" w:space="0" w:color="auto"/>
-              <w:bottom w:val="single" w:sz="4" w:space="0" w:color="auto"/>
-              <w:right w:val="single" w:sz="4" w:space="0" w:color="auto"/>
-            </w:tcBorders>
-            <w:vAlign w:val="center"/>
-            <w:hideMark/>
+            <w:tcW w:w="2013" w:type="dxa"/>
           </w:tcPr>
           <w:p>
-            <w:pPr>
-              <w:jc w:val="center"/>
-              <w:rPr>
-                <w:rFonts w:ascii="Helvetica Neue" w:hAnsi="Helvetica Neue"/>
-              </w:rPr>
-            </w:pPr>
-            <w:proofErr w:type="gramStart"/>
             <w:r>
-              <w:rPr>
-                <w:rFonts w:ascii="Helvetica Neue" w:hAnsi="Helvetica Neue"/>
-              </w:rPr>
-              <w:t xml:space="preserve">{{ </w:t>
-            </w:r>
-            <w:proofErr w:type="spellStart"/>
-            <w:r>
-              <w:rPr>
-                <w:rFonts w:ascii="Helvetica Neue" w:hAnsi="Helvetica Neue"/>
-              </w:rPr>
-              <w:t>item</w:t>
-            </w:r>
-            <w:proofErr w:type="gramEnd"/>
-            <w:r>
-              <w:rPr>
-                <w:rFonts w:ascii="Helvetica Neue" w:hAnsi="Helvetica Neue"/>
-              </w:rPr>
-              <w:t>.Cumple_X</w:t>
-            </w:r>
-            <w:proofErr w:type="spellEnd"/>
-            <w:r>
-              <w:rPr>
-                <w:rFonts w:ascii="Helvetica Neue" w:hAnsi="Helvetica Neue"/>
-              </w:rPr>
-              <w:t xml:space="preserve"> }}</w:t>
+              <w:t>{{ item.Cumple_X }}</w:t>
             </w:r>
           </w:p>
         </w:tc>
         <w:tc>
           <w:tcPr>
-            <w:tcW w:w="1418" w:type="dxa"/>
-            <w:gridSpan w:val="2"/>
-            <w:tcBorders>
-              <w:top w:val="single" w:sz="4" w:space="0" w:color="auto"/>
-              <w:left w:val="single" w:sz="4" w:space="0" w:color="auto"/>
-              <w:bottom w:val="single" w:sz="4" w:space="0" w:color="auto"/>
-              <w:right w:val="single" w:sz="4" w:space="0" w:color="auto"/>
-            </w:tcBorders>
-            <w:vAlign w:val="center"/>
-            <w:hideMark/>
+            <w:tcW w:w="1573" w:type="dxa"/>
           </w:tcPr>
           <w:p>
-            <w:pPr>
-              <w:jc w:val="center"/>
-              <w:rPr>
-                <w:rFonts w:ascii="Helvetica Neue" w:hAnsi="Helvetica Neue"/>
-              </w:rPr>
-            </w:pPr>
-            <w:proofErr w:type="gramStart"/>
             <w:r>
-              <w:rPr>
-                <w:rFonts w:ascii="Helvetica Neue" w:hAnsi="Helvetica Neue"/>
-              </w:rPr>
-              <w:t xml:space="preserve">{{ </w:t>
-            </w:r>
-            <w:proofErr w:type="spellStart"/>
-            <w:r>
-              <w:rPr>
-                <w:rFonts w:ascii="Helvetica Neue" w:hAnsi="Helvetica Neue"/>
-              </w:rPr>
-              <w:t>item</w:t>
-            </w:r>
-            <w:proofErr w:type="gramEnd"/>
-            <w:r>
-              <w:rPr>
-                <w:rFonts w:ascii="Helvetica Neue" w:hAnsi="Helvetica Neue"/>
-              </w:rPr>
-              <w:t>.NoCumple_X</w:t>
-            </w:r>
-            <w:proofErr w:type="spellEnd"/>
-            <w:r>
-              <w:rPr>
-                <w:rFonts w:ascii="Helvetica Neue" w:hAnsi="Helvetica Neue"/>
-              </w:rPr>
-              <w:t xml:space="preserve"> }}</w:t>
+              <w:t>{{ item.NoCumple_X }}</w:t>
             </w:r>
           </w:p>
         </w:tc>
         <w:tc>
           <w:tcPr>
-            <w:tcW w:w="3966" w:type="dxa"/>
-            <w:gridSpan w:val="2"/>
-            <w:tcBorders>
-              <w:top w:val="single" w:sz="4" w:space="0" w:color="auto"/>
-              <w:left w:val="single" w:sz="4" w:space="0" w:color="auto"/>
-              <w:bottom w:val="single" w:sz="4" w:space="0" w:color="auto"/>
-              <w:right w:val="single" w:sz="4" w:space="0" w:color="auto"/>
-            </w:tcBorders>
-            <w:vAlign w:val="center"/>
-            <w:hideMark/>
+            <w:tcW w:w="2760" w:type="dxa"/>
           </w:tcPr>
           <w:p>
-            <w:pPr>
-              <w:jc w:val="center"/>
-              <w:rPr>
-                <w:rFonts w:ascii="Helvetica Neue" w:hAnsi="Helvetica Neue"/>
-              </w:rPr>
-            </w:pPr>
-            <w:proofErr w:type="gramStart"/>
             <w:r>
-              <w:rPr>
-                <w:rFonts w:ascii="Helvetica Neue" w:hAnsi="Helvetica Neue"/>
-              </w:rPr>
-              <w:t xml:space="preserve">{{ </w:t>
-            </w:r>
-            <w:proofErr w:type="spellStart"/>
-            <w:r>
-              <w:rPr>
-                <w:rFonts w:ascii="Helvetica Neue" w:hAnsi="Helvetica Neue"/>
-              </w:rPr>
-              <w:t>item</w:t>
-            </w:r>
-            <w:proofErr w:type="gramEnd"/>
-            <w:r>
-              <w:rPr>
-                <w:rFonts w:ascii="Helvetica Neue" w:hAnsi="Helvetica Neue"/>
-              </w:rPr>
-              <w:t>.Imagen</w:t>
-            </w:r>
-            <w:proofErr w:type="spellEnd"/>
-            <w:r>
-              <w:rPr>
-                <w:rFonts w:ascii="Helvetica Neue" w:hAnsi="Helvetica Neue"/>
-              </w:rPr>
-              <w:t xml:space="preserve"> }}</w:t>
+              <w:t>{{ item.FotoBase64 }}</w:t>
             </w:r>
           </w:p>
-        </w:tc>
-      </w:tr>
-      <w:tr>
-        <w:trPr>
-          <w:trHeight w:val="282"/>
-        </w:trPr>
-        <w:tc>
-          <w:tcPr>
-            <w:tcW w:w="704" w:type="dxa"/>
-            <w:tcBorders>
-              <w:top w:val="single" w:sz="4" w:space="0" w:color="auto"/>
-              <w:left w:val="single" w:sz="4" w:space="0" w:color="auto"/>
-            </w:tcBorders>
-            <w:vAlign w:val="center"/>
-          </w:tcPr>
           <w:p>
-            <w:pPr>
-              <w:jc w:val="center"/>
-              <w:rPr>
-                <w:rFonts w:ascii="Helvetica Neue" w:hAnsi="Helvetica Neue"/>
-              </w:rPr>
-            </w:pPr>
             <w:r>
-              <w:rPr>
-                <w:rFonts w:ascii="Helvetica Neue" w:hAnsi="Helvetica Neue"/>
-              </w:rPr>
-              <w:t>{</w:t>
+              <w:t>{%</w:t>
             </w:r>
-            <w:proofErr w:type="gramStart"/>
             <w:r>
-              <w:rPr>
-                <w:rFonts w:ascii="Helvetica Neue" w:hAnsi="Helvetica Neue"/>
-              </w:rPr>
-              <w:t>%  endfor</w:t>
+              <w:t xml:space="preserve"> </w:t>
             </w:r>
-            <w:proofErr w:type="gramEnd"/>
             <w:r>
-              <w:rPr>
-                <w:rFonts w:ascii="Helvetica Neue" w:hAnsi="Helvetica Neue"/>
-              </w:rPr>
-              <w:t xml:space="preserve"> %}</w:t>
+              <w:t>tr endfor</w:t>
             </w:r>
-          </w:p>
-        </w:tc>
-        <w:tc>
-          <w:tcPr>
-            <w:tcW w:w="3005" w:type="dxa"/>
-            <w:tcBorders>
-              <w:top w:val="single" w:sz="4" w:space="0" w:color="auto"/>
-            </w:tcBorders>
-            <w:vAlign w:val="center"/>
-          </w:tcPr>
-          <w:p>
-            <w:pPr>
-              <w:jc w:val="center"/>
-              <w:rPr>
-                <w:rFonts w:ascii="Helvetica Neue" w:hAnsi="Helvetica Neue"/>
-              </w:rPr>
-            </w:pPr>
-          </w:p>
-        </w:tc>
-        <w:tc>
-          <w:tcPr>
-            <w:tcW w:w="2247" w:type="dxa"/>
-            <w:gridSpan w:val="2"/>
-            <w:tcBorders>
-              <w:top w:val="single" w:sz="4" w:space="0" w:color="auto"/>
-            </w:tcBorders>
-            <w:vAlign w:val="center"/>
-          </w:tcPr>
-          <w:p>
-            <w:pPr>
-              <w:jc w:val="center"/>
-              <w:rPr>
-                <w:rFonts w:ascii="Helvetica Neue" w:hAnsi="Helvetica Neue"/>
-              </w:rPr>
-            </w:pPr>
-          </w:p>
-        </w:tc>
-        <w:tc>
-          <w:tcPr>
-            <w:tcW w:w="1588" w:type="dxa"/>
-            <w:gridSpan w:val="2"/>
-            <w:tcBorders>
-              <w:top w:val="single" w:sz="4" w:space="0" w:color="auto"/>
-            </w:tcBorders>
-            <w:vAlign w:val="center"/>
-          </w:tcPr>
-          <w:p>
-            <w:pPr>
-              <w:jc w:val="center"/>
-              <w:rPr>
-                <w:rFonts w:ascii="Helvetica Neue" w:hAnsi="Helvetica Neue"/>
-              </w:rPr>
-            </w:pPr>
-          </w:p>
-        </w:tc>
-        <w:tc>
-          <w:tcPr>
-            <w:tcW w:w="2938" w:type="dxa"/>
-            <w:tcBorders>
-              <w:top w:val="single" w:sz="4" w:space="0" w:color="auto"/>
-            </w:tcBorders>
-            <w:vAlign w:val="center"/>
-          </w:tcPr>
-          <w:p>
-            <w:pPr>
-              <w:jc w:val="center"/>
-              <w:rPr>
-                <w:rFonts w:ascii="Helvetica Neue" w:hAnsi="Helvetica Neue"/>
-              </w:rPr>
-            </w:pPr>
+            <w:r>
+              <w:t xml:space="preserve"> </w:t>
+            </w:r>
+            <w:r>
+              <w:t>%}</w:t>
+            </w:r>
           </w:p>
         </w:tc>
       </w:tr>
     </w:tbl>
     <w:p>
       <w:pPr>
-        <w:rPr>
-          <w:rFonts w:ascii="Helvetica Neue" w:hAnsi="Helvetica Neue"/>
-          <w:lang w:val="es-MX"/>
-        </w:rPr>
-      </w:pPr>
-    </w:p>
-    <w:p>
-      <w:pPr>
-        <w:rPr>
-          <w:rFonts w:ascii="Helvetica Neue" w:hAnsi="Helvetica Neue"/>
-          <w:lang w:val="es-MX"/>
-        </w:rPr>
-      </w:pPr>
-    </w:p>
-    <w:p>
-      <w:pPr>
-        <w:rPr>
-          <w:rFonts w:ascii="Helvetica Neue" w:hAnsi="Helvetica Neue"/>
-          <w:lang w:val="es-MX"/>
-        </w:rPr>
-      </w:pPr>
-    </w:p>
-    <w:p>
-      <w:pPr>
-        <w:rPr>
-          <w:rFonts w:ascii="Helvetica Neue" w:hAnsi="Helvetica Neue"/>
-          <w:lang w:val="es-MX"/>
-        </w:rPr>
-      </w:pPr>
-    </w:p>
-    <w:p>
-      <w:pPr>
-        <w:rPr>
-          <w:rFonts w:ascii="Helvetica Neue" w:hAnsi="Helvetica Neue"/>
-          <w:lang w:val="es-MX"/>
-        </w:rPr>
-      </w:pPr>
-    </w:p>
-    <w:p>
-      <w:pPr>
-        <w:rPr>
-          <w:rFonts w:ascii="Helvetica Neue" w:hAnsi="Helvetica Neue"/>
-          <w:lang w:val="es-MX"/>
+        <w:jc w:val="both"/>
+        <w:rPr>
+          <w:rFonts w:ascii="Helvetica Neue" w:hAnsi="Helvetica Neue"/>
         </w:rPr>
       </w:pPr>
     </w:p>
@@ -1043,15 +434,8 @@
   <w:p>
     <w:pPr>
       <w:pStyle w:val="Piedepgina"/>
-      <w:rPr>
-        <w:lang w:val="es-MX"/>
-      </w:rPr>
     </w:pPr>
     <w:r>
-      <w:rPr>
-        <w:noProof/>
-        <w:lang w:val="es-MX"/>
-      </w:rPr>
       <mc:AlternateContent>
         <mc:Choice Requires="wps">
           <w:drawing>
@@ -1094,9 +478,6 @@
                             <w:jc w:val="center"/>
                           </w:pPr>
                           <w:r>
-                            <w:rPr>
-                              <w:noProof/>
-                            </w:rPr>
                             <w:drawing>
                               <wp:inline distT="0" distB="0" distL="0" distR="0" wp14:anchorId="496A350C" wp14:editId="447F5F81">
                                 <wp:extent cx="6165188" cy="1050290"/>
@@ -1181,9 +562,6 @@
                       <w:jc w:val="center"/>
                     </w:pPr>
                     <w:r>
-                      <w:rPr>
-                        <w:noProof/>
-                      </w:rPr>
                       <w:drawing>
                         <wp:inline distT="0" distB="0" distL="0" distR="0" wp14:anchorId="496A350C" wp14:editId="447F5F81">
                           <wp:extent cx="6165188" cy="1050290"/>
@@ -1202,7 +580,7 @@
                                   </pic:cNvPicPr>
                                 </pic:nvPicPr>
                                 <pic:blipFill>
-                                  <a:blip r:embed="rId1">
+                                  <a:blip r:embed="rId2">
                                     <a:extLst>
                                       <a:ext uri="{28A0092B-C50C-407E-A947-70E740481C1C}">
                                         <a14:useLocalDpi xmlns:a14="http://schemas.microsoft.com/office/drawing/2010/main" val="0"/>
@@ -1278,9 +656,6 @@
       <w:pStyle w:val="Encabezado"/>
     </w:pPr>
     <w:r>
-      <w:rPr>
-        <w:noProof/>
-      </w:rPr>
       <w:drawing>
         <wp:anchor distT="0" distB="0" distL="114300" distR="114300" simplePos="0" relativeHeight="251659264" behindDoc="0" locked="0" layoutInCell="1" allowOverlap="1" wp14:anchorId="09A269EB" wp14:editId="28C14734">
           <wp:simplePos x="0" y="0"/>
@@ -1748,6 +1123,9 @@
   <w:style w:type="paragraph" w:default="1" w:styleId="Normal">
     <w:name w:val="Normal"/>
     <w:qFormat/>
+    <w:rPr>
+      <w:noProof/>
+    </w:rPr>
   </w:style>
   <w:style w:type="paragraph" w:styleId="Ttulo1">
     <w:name w:val="heading 1"/>
@@ -2308,6 +1686,25 @@
     <w:link w:val="Piedepgina"/>
     <w:uiPriority w:val="99"/>
     <w:rsid w:val="00182615"/>
+  </w:style>
+  <w:style w:type="table" w:styleId="Tablaconcuadrcula">
+    <w:name w:val="Table Grid"/>
+    <w:basedOn w:val="Tablanormal"/>
+    <w:uiPriority w:val="39"/>
+    <w:rsid w:val="006C2F48"/>
+    <w:pPr>
+      <w:spacing w:after="0" w:line="240" w:lineRule="auto"/>
+    </w:pPr>
+    <w:tblPr>
+      <w:tblBorders>
+        <w:top w:val="single" w:sz="4" w:space="0" w:color="auto"/>
+        <w:left w:val="single" w:sz="4" w:space="0" w:color="auto"/>
+        <w:bottom w:val="single" w:sz="4" w:space="0" w:color="auto"/>
+        <w:right w:val="single" w:sz="4" w:space="0" w:color="auto"/>
+        <w:insideH w:val="single" w:sz="4" w:space="0" w:color="auto"/>
+        <w:insideV w:val="single" w:sz="4" w:space="0" w:color="auto"/>
+      </w:tblBorders>
+    </w:tblPr>
   </w:style>
 </w:styles>
 </file>

--- a/templates/reporte_fase3.docx
+++ b/templates/reporte_fase3.docx
@@ -310,13 +310,7 @@
           </w:tcPr>
           <w:p>
             <w:r>
-              <w:t>{%</w:t>
-            </w:r>
-            <w:r>
-              <w:t xml:space="preserve"> </w:t>
-            </w:r>
-            <w:r>
-              <w:t>tr for item in ItemsChecklist %}</w:t>
+              <w:t>{%tr for item in ItemsChecklist %}</w:t>
             </w:r>
           </w:p>
           <w:p>
@@ -366,19 +360,7 @@
           </w:p>
           <w:p>
             <w:r>
-              <w:t>{%</w:t>
-            </w:r>
-            <w:r>
-              <w:t xml:space="preserve"> </w:t>
-            </w:r>
-            <w:r>
-              <w:t>tr endfor</w:t>
-            </w:r>
-            <w:r>
-              <w:t xml:space="preserve"> </w:t>
-            </w:r>
-            <w:r>
-              <w:t>%}</w:t>
+              <w:t>{%tr endfor %}</w:t>
             </w:r>
           </w:p>
         </w:tc>

--- a/templates/reporte_fase3.docx
+++ b/templates/reporte_fase3.docx
@@ -305,13 +305,20 @@
       </w:tr>
       <w:tr>
         <w:tc>
+          <w:p>
+            <w:r>
+              <w:t>{%tr for item in ItemsChecklist %}</w:t>
+            </w:r>
+          </w:p>
+        </w:tc>
+      </w:tr>
+      <w:tr>
+        <w:tc>
           <w:tcPr>
             <w:tcW w:w="2506" w:type="dxa"/>
           </w:tcPr>
           <w:p>
-            <w:r>
-              <w:t>{%tr for item in ItemsChecklist %}</w:t>
-            </w:r>
+            <w:r/>
           </w:p>
           <w:p>
             <w:r>
@@ -358,6 +365,13 @@
               <w:t>{{ item.FotoBase64 }}</w:t>
             </w:r>
           </w:p>
+          <w:p>
+            <w:r/>
+          </w:p>
+        </w:tc>
+      </w:tr>
+      <w:tr>
+        <w:tc>
           <w:p>
             <w:r>
               <w:t>{%tr endfor %}</w:t>

--- a/templates/reporte_fase3.docx
+++ b/templates/reporte_fase3.docx
@@ -6,11 +6,15 @@
       <w:pPr>
         <w:rPr>
           <w:rFonts w:ascii="Helvetica Neue" w:hAnsi="Helvetica Neue"/>
+          <w:sz w:val="22"/>
+          <w:szCs w:val="22"/>
         </w:rPr>
       </w:pPr>
       <w:r>
         <w:rPr>
           <w:rFonts w:ascii="Helvetica Neue" w:hAnsi="Helvetica Neue"/>
+          <w:sz w:val="22"/>
+          <w:szCs w:val="22"/>
         </w:rPr>
         <w:t>Estimado(a) </w:t>
       </w:r>
@@ -19,6 +23,8 @@
           <w:rFonts w:ascii="Helvetica Neue" w:hAnsi="Helvetica Neue"/>
           <w:b/>
           <w:bCs/>
+          <w:sz w:val="22"/>
+          <w:szCs w:val="22"/>
         </w:rPr>
         <w:t>{{</w:t>
       </w:r>
@@ -27,6 +33,8 @@
           <w:rFonts w:ascii="Helvetica Neue" w:hAnsi="Helvetica Neue"/>
           <w:b/>
           <w:bCs/>
+          <w:sz w:val="22"/>
+          <w:szCs w:val="22"/>
         </w:rPr>
         <w:t xml:space="preserve"> Metadatos.</w:t>
       </w:r>
@@ -35,6 +43,8 @@
           <w:rFonts w:ascii="Helvetica Neue" w:hAnsi="Helvetica Neue"/>
           <w:b/>
           <w:bCs/>
+          <w:sz w:val="22"/>
+          <w:szCs w:val="22"/>
         </w:rPr>
         <w:t>Cliente</w:t>
       </w:r>
@@ -43,6 +53,8 @@
           <w:rFonts w:ascii="Helvetica Neue" w:hAnsi="Helvetica Neue"/>
           <w:b/>
           <w:bCs/>
+          <w:sz w:val="22"/>
+          <w:szCs w:val="22"/>
         </w:rPr>
         <w:t xml:space="preserve"> </w:t>
       </w:r>
@@ -51,6 +63,8 @@
           <w:rFonts w:ascii="Helvetica Neue" w:hAnsi="Helvetica Neue"/>
           <w:b/>
           <w:bCs/>
+          <w:sz w:val="22"/>
+          <w:szCs w:val="22"/>
         </w:rPr>
         <w:t>}}</w:t>
       </w:r>
@@ -60,11 +74,15 @@
         <w:jc w:val="both"/>
         <w:rPr>
           <w:rFonts w:ascii="Helvetica Neue" w:hAnsi="Helvetica Neue"/>
+          <w:sz w:val="22"/>
+          <w:szCs w:val="22"/>
         </w:rPr>
       </w:pPr>
       <w:r>
         <w:rPr>
           <w:rFonts w:ascii="Helvetica Neue" w:hAnsi="Helvetica Neue"/>
+          <w:sz w:val="22"/>
+          <w:szCs w:val="22"/>
         </w:rPr>
         <w:t xml:space="preserve">Se comunica que el proceso de inspección y liberación del material galvanizado correspondiente a la </w:t>
       </w:r>
@@ -72,6 +90,8 @@
         <w:rPr>
           <w:rFonts w:ascii="Helvetica Neue" w:hAnsi="Helvetica Neue"/>
           <w:color w:val="000000" w:themeColor="text1"/>
+          <w:sz w:val="22"/>
+          <w:szCs w:val="22"/>
         </w:rPr>
         <w:t>orden </w:t>
       </w:r>
@@ -81,6 +101,8 @@
           <w:b/>
           <w:bCs/>
           <w:color w:val="000000" w:themeColor="text1"/>
+          <w:sz w:val="22"/>
+          <w:szCs w:val="22"/>
         </w:rPr>
         <w:t>{{</w:t>
       </w:r>
@@ -90,6 +112,8 @@
           <w:b/>
           <w:bCs/>
           <w:color w:val="000000" w:themeColor="text1"/>
+          <w:sz w:val="22"/>
+          <w:szCs w:val="22"/>
         </w:rPr>
         <w:t xml:space="preserve"> Metadatos.</w:t>
       </w:r>
@@ -99,6 +123,8 @@
           <w:b/>
           <w:bCs/>
           <w:color w:val="000000" w:themeColor="text1"/>
+          <w:sz w:val="22"/>
+          <w:szCs w:val="22"/>
         </w:rPr>
         <w:t>Orden</w:t>
       </w:r>
@@ -108,6 +134,8 @@
           <w:b/>
           <w:bCs/>
           <w:color w:val="000000" w:themeColor="text1"/>
+          <w:sz w:val="22"/>
+          <w:szCs w:val="22"/>
         </w:rPr>
         <w:t xml:space="preserve"> </w:t>
       </w:r>
@@ -117,15 +145,10 @@
           <w:b/>
           <w:bCs/>
           <w:color w:val="000000" w:themeColor="text1"/>
+          <w:sz w:val="22"/>
+          <w:szCs w:val="22"/>
         </w:rPr>
         <w:t>}}</w:t>
-      </w:r>
-      <w:r>
-        <w:rPr>
-          <w:rFonts w:ascii="Helvetica Neue" w:hAnsi="Helvetica Neue"/>
-          <w:color w:val="000000" w:themeColor="text1"/>
-        </w:rPr>
-        <w:t>, recepción </w:t>
       </w:r>
       <w:r>
         <w:rPr>
@@ -133,8 +156,19 @@
           <w:b/>
           <w:bCs/>
           <w:color w:val="000000" w:themeColor="text1"/>
-        </w:rPr>
-        <w:t>{{</w:t>
+          <w:sz w:val="22"/>
+          <w:szCs w:val="22"/>
+        </w:rPr>
+        <w:t>,</w:t>
+      </w:r>
+      <w:r>
+        <w:rPr>
+          <w:rFonts w:ascii="Helvetica Neue" w:hAnsi="Helvetica Neue"/>
+          <w:color w:val="000000" w:themeColor="text1"/>
+          <w:sz w:val="22"/>
+          <w:szCs w:val="22"/>
+        </w:rPr>
+        <w:t> recepción </w:t>
       </w:r>
       <w:r>
         <w:rPr>
@@ -142,8 +176,10 @@
           <w:b/>
           <w:bCs/>
           <w:color w:val="000000" w:themeColor="text1"/>
-        </w:rPr>
-        <w:t xml:space="preserve"> Metadatos.</w:t>
+          <w:sz w:val="22"/>
+          <w:szCs w:val="22"/>
+        </w:rPr>
+        <w:t>{{</w:t>
       </w:r>
       <w:r>
         <w:rPr>
@@ -151,8 +187,10 @@
           <w:b/>
           <w:bCs/>
           <w:color w:val="000000" w:themeColor="text1"/>
-        </w:rPr>
-        <w:t>Fig</w:t>
+          <w:sz w:val="22"/>
+          <w:szCs w:val="22"/>
+        </w:rPr>
+        <w:t xml:space="preserve"> Metadatos.</w:t>
       </w:r>
       <w:r>
         <w:rPr>
@@ -160,8 +198,10 @@
           <w:b/>
           <w:bCs/>
           <w:color w:val="000000" w:themeColor="text1"/>
-        </w:rPr>
-        <w:t xml:space="preserve"> </w:t>
+          <w:sz w:val="22"/>
+          <w:szCs w:val="22"/>
+        </w:rPr>
+        <w:t>Fig</w:t>
       </w:r>
       <w:r>
         <w:rPr>
@@ -169,6 +209,19 @@
           <w:b/>
           <w:bCs/>
           <w:color w:val="000000" w:themeColor="text1"/>
+          <w:sz w:val="22"/>
+          <w:szCs w:val="22"/>
+        </w:rPr>
+        <w:t xml:space="preserve"> </w:t>
+      </w:r>
+      <w:r>
+        <w:rPr>
+          <w:rFonts w:ascii="Helvetica Neue" w:hAnsi="Helvetica Neue"/>
+          <w:b/>
+          <w:bCs/>
+          <w:color w:val="000000" w:themeColor="text1"/>
+          <w:sz w:val="22"/>
+          <w:szCs w:val="22"/>
         </w:rPr>
         <w:t>}}</w:t>
       </w:r>
@@ -176,12 +229,16 @@
         <w:rPr>
           <w:rFonts w:ascii="Helvetica Neue" w:hAnsi="Helvetica Neue"/>
           <w:color w:val="000000" w:themeColor="text1"/>
+          <w:sz w:val="22"/>
+          <w:szCs w:val="22"/>
         </w:rPr>
         <w:t> </w:t>
       </w:r>
       <w:r>
         <w:rPr>
           <w:rFonts w:ascii="Helvetica Neue" w:hAnsi="Helvetica Neue"/>
+          <w:sz w:val="22"/>
+          <w:szCs w:val="22"/>
         </w:rPr>
         <w:t>ha sido ejecutado exitosamente, garantizando el cumplimiento de las especificaciones técnicas y estándares de calidad requeridos. </w:t>
       </w:r>
@@ -191,11 +248,15 @@
         <w:jc w:val="both"/>
         <w:rPr>
           <w:rFonts w:ascii="Helvetica Neue" w:hAnsi="Helvetica Neue"/>
+          <w:sz w:val="22"/>
+          <w:szCs w:val="22"/>
         </w:rPr>
       </w:pPr>
       <w:r>
         <w:rPr>
           <w:rFonts w:ascii="Helvetica Neue" w:hAnsi="Helvetica Neue"/>
+          <w:sz w:val="22"/>
+          <w:szCs w:val="22"/>
         </w:rPr>
         <w:t>Agradecemos su confianza en nuestros servicios y reafirmamos nuestro compromiso con la excelencia operativa y la satisfacción de nuestros clientes: </w:t>
       </w:r>
@@ -203,58 +264,135 @@
     <w:tbl>
       <w:tblPr>
         <w:tblStyle w:val="Tablaconcuadrcula"/>
-        <w:tblW w:w="10632" w:type="dxa"/>
-        <w:tblInd w:w="-998" w:type="dxa"/>
+        <w:tblW w:w="10490" w:type="dxa"/>
+        <w:tblInd w:w="-5" w:type="dxa"/>
+        <w:tblLayout w:type="fixed"/>
         <w:tblLook w:val="04A0" w:firstRow="1" w:lastRow="0" w:firstColumn="1" w:lastColumn="0" w:noHBand="0" w:noVBand="1"/>
       </w:tblPr>
       <w:tblGrid>
-        <w:gridCol w:w="2296"/>
-        <w:gridCol w:w="1858"/>
-        <w:gridCol w:w="1940"/>
-        <w:gridCol w:w="1993"/>
-        <w:gridCol w:w="2545"/>
+        <w:gridCol w:w="1508"/>
+        <w:gridCol w:w="2603"/>
+        <w:gridCol w:w="992"/>
+        <w:gridCol w:w="1418"/>
+        <w:gridCol w:w="3969"/>
       </w:tblGrid>
       <w:tr>
         <w:tc>
           <w:tcPr>
-            <w:tcW w:w="2506" w:type="dxa"/>
+            <w:tcW w:w="1508" w:type="dxa"/>
             <w:vMerge w:val="restart"/>
+            <w:shd w:val="clear" w:color="auto" w:fill="EE0000"/>
+            <w:vAlign w:val="center"/>
           </w:tcPr>
           <w:p>
+            <w:pPr>
+              <w:jc w:val="center"/>
+              <w:rPr>
+                <w:b/>
+                <w:bCs/>
+                <w:color w:val="FFFFFF" w:themeColor="background1"/>
+                <w:sz w:val="22"/>
+                <w:szCs w:val="22"/>
+              </w:rPr>
+            </w:pPr>
             <w:r>
+              <w:rPr>
+                <w:b/>
+                <w:bCs/>
+                <w:color w:val="FFFFFF" w:themeColor="background1"/>
+                <w:sz w:val="22"/>
+                <w:szCs w:val="22"/>
+              </w:rPr>
               <w:t>N°</w:t>
             </w:r>
           </w:p>
         </w:tc>
         <w:tc>
           <w:tcPr>
-            <w:tcW w:w="1780" w:type="dxa"/>
+            <w:tcW w:w="2603" w:type="dxa"/>
             <w:vMerge w:val="restart"/>
+            <w:shd w:val="clear" w:color="auto" w:fill="EE0000"/>
+            <w:vAlign w:val="center"/>
           </w:tcPr>
           <w:p>
+            <w:pPr>
+              <w:jc w:val="center"/>
+              <w:rPr>
+                <w:b/>
+                <w:bCs/>
+                <w:color w:val="FFFFFF" w:themeColor="background1"/>
+                <w:sz w:val="22"/>
+                <w:szCs w:val="22"/>
+              </w:rPr>
+            </w:pPr>
             <w:r>
+              <w:rPr>
+                <w:b/>
+                <w:bCs/>
+                <w:color w:val="FFFFFF" w:themeColor="background1"/>
+                <w:sz w:val="22"/>
+                <w:szCs w:val="22"/>
+              </w:rPr>
               <w:t>DESCRIPCIÓN</w:t>
             </w:r>
           </w:p>
         </w:tc>
         <w:tc>
           <w:tcPr>
-            <w:tcW w:w="3586" w:type="dxa"/>
+            <w:tcW w:w="2410" w:type="dxa"/>
             <w:gridSpan w:val="2"/>
+            <w:shd w:val="clear" w:color="auto" w:fill="EE0000"/>
+            <w:vAlign w:val="center"/>
           </w:tcPr>
           <w:p>
+            <w:pPr>
+              <w:jc w:val="center"/>
+              <w:rPr>
+                <w:b/>
+                <w:bCs/>
+                <w:color w:val="FFFFFF" w:themeColor="background1"/>
+                <w:sz w:val="22"/>
+                <w:szCs w:val="22"/>
+              </w:rPr>
+            </w:pPr>
             <w:r>
+              <w:rPr>
+                <w:b/>
+                <w:bCs/>
+                <w:color w:val="FFFFFF" w:themeColor="background1"/>
+                <w:sz w:val="22"/>
+                <w:szCs w:val="22"/>
+              </w:rPr>
               <w:t>CONFORMIDAD</w:t>
             </w:r>
           </w:p>
         </w:tc>
         <w:tc>
           <w:tcPr>
-            <w:tcW w:w="2760" w:type="dxa"/>
+            <w:tcW w:w="3969" w:type="dxa"/>
             <w:vMerge w:val="restart"/>
+            <w:shd w:val="clear" w:color="auto" w:fill="EE0000"/>
+            <w:vAlign w:val="center"/>
           </w:tcPr>
           <w:p>
+            <w:pPr>
+              <w:jc w:val="center"/>
+              <w:rPr>
+                <w:b/>
+                <w:bCs/>
+                <w:color w:val="FFFFFF" w:themeColor="background1"/>
+                <w:sz w:val="22"/>
+                <w:szCs w:val="22"/>
+              </w:rPr>
+            </w:pPr>
             <w:r>
+              <w:rPr>
+                <w:b/>
+                <w:bCs/>
+                <w:color w:val="FFFFFF" w:themeColor="background1"/>
+                <w:sz w:val="22"/>
+                <w:szCs w:val="22"/>
+              </w:rPr>
               <w:t>REPORTE FOROGRÁFICO</w:t>
             </w:r>
           </w:p>
@@ -263,49 +401,125 @@
       <w:tr>
         <w:tc>
           <w:tcPr>
-            <w:tcW w:w="2506" w:type="dxa"/>
+            <w:tcW w:w="1508" w:type="dxa"/>
             <w:vMerge/>
+            <w:vAlign w:val="center"/>
           </w:tcPr>
-          <w:p/>
+          <w:p>
+            <w:pPr>
+              <w:jc w:val="center"/>
+              <w:rPr>
+                <w:sz w:val="22"/>
+                <w:szCs w:val="22"/>
+              </w:rPr>
+            </w:pPr>
+          </w:p>
         </w:tc>
         <w:tc>
           <w:tcPr>
-            <w:tcW w:w="1780" w:type="dxa"/>
+            <w:tcW w:w="2603" w:type="dxa"/>
             <w:vMerge/>
+            <w:vAlign w:val="center"/>
           </w:tcPr>
-          <w:p/>
+          <w:p>
+            <w:pPr>
+              <w:jc w:val="center"/>
+              <w:rPr>
+                <w:sz w:val="22"/>
+                <w:szCs w:val="22"/>
+              </w:rPr>
+            </w:pPr>
+          </w:p>
         </w:tc>
         <w:tc>
           <w:tcPr>
-            <w:tcW w:w="2013" w:type="dxa"/>
+            <w:tcW w:w="992" w:type="dxa"/>
+            <w:shd w:val="clear" w:color="auto" w:fill="EE0000"/>
+            <w:vAlign w:val="center"/>
           </w:tcPr>
           <w:p>
+            <w:pPr>
+              <w:jc w:val="center"/>
+              <w:rPr>
+                <w:b/>
+                <w:bCs/>
+                <w:color w:val="FFFFFF" w:themeColor="background1"/>
+                <w:sz w:val="22"/>
+                <w:szCs w:val="22"/>
+              </w:rPr>
+            </w:pPr>
             <w:r>
+              <w:rPr>
+                <w:b/>
+                <w:bCs/>
+                <w:color w:val="FFFFFF" w:themeColor="background1"/>
+                <w:sz w:val="22"/>
+                <w:szCs w:val="22"/>
+              </w:rPr>
               <w:t>CUMPLE</w:t>
             </w:r>
           </w:p>
         </w:tc>
         <w:tc>
           <w:tcPr>
-            <w:tcW w:w="1573" w:type="dxa"/>
+            <w:tcW w:w="1418" w:type="dxa"/>
+            <w:shd w:val="clear" w:color="auto" w:fill="EE0000"/>
+            <w:vAlign w:val="center"/>
           </w:tcPr>
           <w:p>
+            <w:pPr>
+              <w:jc w:val="center"/>
+              <w:rPr>
+                <w:b/>
+                <w:bCs/>
+                <w:color w:val="FFFFFF" w:themeColor="background1"/>
+                <w:sz w:val="22"/>
+                <w:szCs w:val="22"/>
+              </w:rPr>
+            </w:pPr>
             <w:r>
+              <w:rPr>
+                <w:b/>
+                <w:bCs/>
+                <w:color w:val="FFFFFF" w:themeColor="background1"/>
+                <w:sz w:val="22"/>
+                <w:szCs w:val="22"/>
+              </w:rPr>
               <w:t>NO CUMPLE</w:t>
             </w:r>
           </w:p>
         </w:tc>
         <w:tc>
           <w:tcPr>
-            <w:tcW w:w="2760" w:type="dxa"/>
+            <w:tcW w:w="3969" w:type="dxa"/>
             <w:vMerge/>
+            <w:vAlign w:val="center"/>
           </w:tcPr>
-          <w:p/>
+          <w:p>
+            <w:pPr>
+              <w:jc w:val="center"/>
+              <w:rPr>
+                <w:sz w:val="22"/>
+                <w:szCs w:val="22"/>
+              </w:rPr>
+            </w:pPr>
+          </w:p>
         </w:tc>
       </w:tr>
       <w:tr>
+        <w:trPr>
+          <w:gridAfter w:val="4"/>
+          <w:wAfter w:w="8982" w:type="dxa"/>
+        </w:trPr>
         <w:tc>
+          <w:tcPr>
+            <w:tcW w:w="1508" w:type="dxa"/>
+            <w:vAlign w:val="center"/>
+          </w:tcPr>
           <w:p>
+            <w:pPr>
+              <w:jc w:val="center"/>
+            </w:pPr>
             <w:r>
               <w:t>{%tr for item in ItemsChecklist %}</w:t>
             </w:r>
@@ -315,12 +529,13 @@
       <w:tr>
         <w:tc>
           <w:tcPr>
-            <w:tcW w:w="2506" w:type="dxa"/>
+            <w:tcW w:w="1508" w:type="dxa"/>
+            <w:vAlign w:val="center"/>
           </w:tcPr>
           <w:p>
-            <w:r/>
-          </w:p>
-          <w:p>
+            <w:pPr>
+              <w:jc w:val="center"/>
+            </w:pPr>
             <w:r>
               <w:t>{{ item.ID_Item }}</w:t>
             </w:r>
@@ -328,9 +543,13 @@
         </w:tc>
         <w:tc>
           <w:tcPr>
-            <w:tcW w:w="1780" w:type="dxa"/>
+            <w:tcW w:w="2603" w:type="dxa"/>
+            <w:vAlign w:val="center"/>
           </w:tcPr>
           <w:p>
+            <w:pPr>
+              <w:jc w:val="center"/>
+            </w:pPr>
             <w:r>
               <w:t>{{ item.Descripcion }}</w:t>
             </w:r>
@@ -338,9 +557,13 @@
         </w:tc>
         <w:tc>
           <w:tcPr>
-            <w:tcW w:w="2013" w:type="dxa"/>
+            <w:tcW w:w="992" w:type="dxa"/>
+            <w:vAlign w:val="center"/>
           </w:tcPr>
           <w:p>
+            <w:pPr>
+              <w:jc w:val="center"/>
+            </w:pPr>
             <w:r>
               <w:t>{{ item.Cumple_X }}</w:t>
             </w:r>
@@ -348,9 +571,13 @@
         </w:tc>
         <w:tc>
           <w:tcPr>
-            <w:tcW w:w="1573" w:type="dxa"/>
+            <w:tcW w:w="1418" w:type="dxa"/>
+            <w:vAlign w:val="center"/>
           </w:tcPr>
           <w:p>
+            <w:pPr>
+              <w:jc w:val="center"/>
+            </w:pPr>
             <w:r>
               <w:t>{{ item.NoCumple_X }}</w:t>
             </w:r>
@@ -358,21 +585,38 @@
         </w:tc>
         <w:tc>
           <w:tcPr>
-            <w:tcW w:w="2760" w:type="dxa"/>
+            <w:tcW w:w="3969" w:type="dxa"/>
+            <w:vAlign w:val="center"/>
           </w:tcPr>
           <w:p>
+            <w:pPr>
+              <w:jc w:val="center"/>
+            </w:pPr>
             <w:r>
               <w:t>{{ item.FotoBase64 }}</w:t>
             </w:r>
           </w:p>
           <w:p>
-            <w:r/>
+            <w:pPr>
+              <w:jc w:val="center"/>
+            </w:pPr>
           </w:p>
         </w:tc>
       </w:tr>
       <w:tr>
+        <w:trPr>
+          <w:gridAfter w:val="4"/>
+          <w:wAfter w:w="8982" w:type="dxa"/>
+        </w:trPr>
         <w:tc>
+          <w:tcPr>
+            <w:tcW w:w="1508" w:type="dxa"/>
+            <w:vAlign w:val="center"/>
+          </w:tcPr>
           <w:p>
+            <w:pPr>
+              <w:jc w:val="center"/>
+            </w:pPr>
             <w:r>
               <w:t>{%tr endfor %}</w:t>
             </w:r>
@@ -382,17 +626,21 @@
     </w:tbl>
     <w:p>
       <w:pPr>
-        <w:jc w:val="both"/>
-        <w:rPr>
-          <w:rFonts w:ascii="Helvetica Neue" w:hAnsi="Helvetica Neue"/>
+        <w:tabs>
+          <w:tab w:val="left" w:pos="3740"/>
+        </w:tabs>
+        <w:rPr>
+          <w:rFonts w:ascii="Helvetica Neue" w:hAnsi="Helvetica Neue"/>
+          <w:sz w:val="22"/>
+          <w:szCs w:val="22"/>
         </w:rPr>
       </w:pPr>
     </w:p>
     <w:sectPr>
-      <w:headerReference w:type="default" r:id="rId6"/>
-      <w:footerReference w:type="default" r:id="rId7"/>
+      <w:headerReference w:type="default" r:id="rId7"/>
+      <w:footerReference w:type="default" r:id="rId8"/>
       <w:pgSz w:w="11906" w:h="16838"/>
-      <w:pgMar w:top="1417" w:right="1701" w:bottom="1417" w:left="1701" w:header="397" w:footer="454" w:gutter="0"/>
+      <w:pgMar w:top="720" w:right="720" w:bottom="720" w:left="720" w:header="624" w:footer="1587" w:gutter="0"/>
       <w:cols w:space="708"/>
       <w:docGrid w:linePitch="360"/>
     </w:sectPr>
@@ -435,16 +683,16 @@
       <mc:AlternateContent>
         <mc:Choice Requires="wps">
           <w:drawing>
-            <wp:anchor distT="0" distB="0" distL="114300" distR="114300" simplePos="0" relativeHeight="251660288" behindDoc="0" locked="0" layoutInCell="1" allowOverlap="1" wp14:anchorId="6C0F1293" wp14:editId="24A14757">
+            <wp:anchor distT="0" distB="0" distL="114300" distR="114300" simplePos="0" relativeHeight="251660288" behindDoc="0" locked="0" layoutInCell="1" allowOverlap="1" wp14:anchorId="6C0F1293" wp14:editId="13CDC18A">
               <wp:simplePos x="0" y="0"/>
               <wp:positionH relativeFrom="page">
                 <wp:align>right</wp:align>
               </wp:positionH>
               <wp:positionV relativeFrom="paragraph">
-                <wp:posOffset>-503237</wp:posOffset>
+                <wp:posOffset>-33816</wp:posOffset>
               </wp:positionV>
-              <wp:extent cx="7551737" cy="1044892"/>
-              <wp:effectExtent l="0" t="0" r="0" b="3175"/>
+              <wp:extent cx="7519916" cy="1296000"/>
+              <wp:effectExtent l="0" t="0" r="5080" b="0"/>
               <wp:wrapNone/>
               <wp:docPr id="1665828646" name="Cuadro de texto 7"/>
               <wp:cNvGraphicFramePr/>
@@ -455,7 +703,7 @@
                     <wps:spPr>
                       <a:xfrm>
                         <a:off x="0" y="0"/>
-                        <a:ext cx="7551737" cy="1044892"/>
+                        <a:ext cx="7519916" cy="1296000"/>
                       </a:xfrm>
                       <a:prstGeom prst="rect">
                         <a:avLst/>
@@ -471,14 +719,14 @@
                       <w:txbxContent>
                         <w:p>
                           <w:pPr>
-                            <w:jc w:val="center"/>
+                            <w:ind w:left="-142"/>
                           </w:pPr>
                           <w:r>
                             <w:drawing>
-                              <wp:inline distT="0" distB="0" distL="0" distR="0" wp14:anchorId="496A350C" wp14:editId="447F5F81">
-                                <wp:extent cx="6165188" cy="1050290"/>
-                                <wp:effectExtent l="0" t="0" r="7620" b="0"/>
-                                <wp:docPr id="1581706830" name="Imagen 8"/>
+                              <wp:inline distT="0" distB="0" distL="0" distR="0" wp14:anchorId="1DA4B693" wp14:editId="3812FA4D">
+                                <wp:extent cx="7451678" cy="1167130"/>
+                                <wp:effectExtent l="0" t="0" r="0" b="0"/>
+                                <wp:docPr id="1697573474" name="Imagen 5"/>
                                 <wp:cNvGraphicFramePr>
                                   <a:graphicFrameLocks xmlns:a="http://schemas.openxmlformats.org/drawingml/2006/main" noChangeAspect="1"/>
                                 </wp:cNvGraphicFramePr>
@@ -486,7 +734,7 @@
                                   <a:graphicData uri="http://schemas.openxmlformats.org/drawingml/2006/picture">
                                     <pic:pic xmlns:pic="http://schemas.openxmlformats.org/drawingml/2006/picture">
                                       <pic:nvPicPr>
-                                        <pic:cNvPr id="0" name="Picture 13"/>
+                                        <pic:cNvPr id="0" name="Picture 16"/>
                                         <pic:cNvPicPr>
                                           <a:picLocks noChangeAspect="1" noChangeArrowheads="1"/>
                                         </pic:cNvPicPr>
@@ -507,7 +755,7 @@
                                       <pic:spPr bwMode="auto">
                                         <a:xfrm>
                                           <a:off x="0" y="0"/>
-                                          <a:ext cx="6229870" cy="1061309"/>
+                                          <a:ext cx="7654683" cy="1198926"/>
                                         </a:xfrm>
                                         <a:prstGeom prst="rect">
                                           <a:avLst/>
@@ -523,6 +771,11 @@
                               </wp:inline>
                             </w:drawing>
                           </w:r>
+                        </w:p>
+                        <w:p>
+                          <w:pPr>
+                            <w:jc w:val="center"/>
+                          </w:pPr>
                         </w:p>
                       </w:txbxContent>
                     </wps:txbx>
@@ -550,19 +803,19 @@
               <v:stroke joinstyle="miter"/>
               <v:path gradientshapeok="t" o:connecttype="rect"/>
             </v:shapetype>
-            <v:shape id="Cuadro de texto 7" o:spid="_x0000_s1026" type="#_x0000_t202" style="position:absolute;margin-left:543.4pt;margin-top:-39.6pt;width:594.6pt;height:82.25pt;z-index:251660288;visibility:visible;mso-wrap-style:square;mso-width-percent:0;mso-height-percent:0;mso-wrap-distance-left:9pt;mso-wrap-distance-top:0;mso-wrap-distance-right:9pt;mso-wrap-distance-bottom:0;mso-position-horizontal:right;mso-position-horizontal-relative:page;mso-position-vertical:absolute;mso-position-vertical-relative:text;mso-width-percent:0;mso-height-percent:0;mso-width-relative:margin;mso-height-relative:margin;v-text-anchor:top" o:gfxdata="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" fillcolor="white [3201]" stroked="f" strokeweight=".5pt">
+            <v:shape id="Cuadro de texto 7" o:spid="_x0000_s1026" type="#_x0000_t202" style="position:absolute;margin-left:540.9pt;margin-top:-2.65pt;width:592.1pt;height:102.05pt;z-index:251660288;visibility:visible;mso-wrap-style:square;mso-width-percent:0;mso-height-percent:0;mso-wrap-distance-left:9pt;mso-wrap-distance-top:0;mso-wrap-distance-right:9pt;mso-wrap-distance-bottom:0;mso-position-horizontal:right;mso-position-horizontal-relative:page;mso-position-vertical:absolute;mso-position-vertical-relative:text;mso-width-percent:0;mso-height-percent:0;mso-width-relative:margin;mso-height-relative:margin;v-text-anchor:top" o:gfxdata="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" fillcolor="white [3201]" stroked="f" strokeweight=".5pt">
               <v:textbox>
                 <w:txbxContent>
                   <w:p>
                     <w:pPr>
-                      <w:jc w:val="center"/>
+                      <w:ind w:left="-142"/>
                     </w:pPr>
                     <w:r>
                       <w:drawing>
-                        <wp:inline distT="0" distB="0" distL="0" distR="0" wp14:anchorId="496A350C" wp14:editId="447F5F81">
-                          <wp:extent cx="6165188" cy="1050290"/>
-                          <wp:effectExtent l="0" t="0" r="7620" b="0"/>
-                          <wp:docPr id="1581706830" name="Imagen 8"/>
+                        <wp:inline distT="0" distB="0" distL="0" distR="0" wp14:anchorId="1DA4B693" wp14:editId="3812FA4D">
+                          <wp:extent cx="7451678" cy="1167130"/>
+                          <wp:effectExtent l="0" t="0" r="0" b="0"/>
+                          <wp:docPr id="1697573474" name="Imagen 5"/>
                           <wp:cNvGraphicFramePr>
                             <a:graphicFrameLocks xmlns:a="http://schemas.openxmlformats.org/drawingml/2006/main" noChangeAspect="1"/>
                           </wp:cNvGraphicFramePr>
@@ -570,13 +823,13 @@
                             <a:graphicData uri="http://schemas.openxmlformats.org/drawingml/2006/picture">
                               <pic:pic xmlns:pic="http://schemas.openxmlformats.org/drawingml/2006/picture">
                                 <pic:nvPicPr>
-                                  <pic:cNvPr id="0" name="Picture 13"/>
+                                  <pic:cNvPr id="0" name="Picture 16"/>
                                   <pic:cNvPicPr>
                                     <a:picLocks noChangeAspect="1" noChangeArrowheads="1"/>
                                   </pic:cNvPicPr>
                                 </pic:nvPicPr>
                                 <pic:blipFill>
-                                  <a:blip r:embed="rId2">
+                                  <a:blip r:embed="rId1">
                                     <a:extLst>
                                       <a:ext uri="{28A0092B-C50C-407E-A947-70E740481C1C}">
                                         <a14:useLocalDpi xmlns:a14="http://schemas.microsoft.com/office/drawing/2010/main" val="0"/>
@@ -591,7 +844,7 @@
                                 <pic:spPr bwMode="auto">
                                   <a:xfrm>
                                     <a:off x="0" y="0"/>
-                                    <a:ext cx="6229870" cy="1061309"/>
+                                    <a:ext cx="7654683" cy="1198926"/>
                                   </a:xfrm>
                                   <a:prstGeom prst="rect">
                                     <a:avLst/>
@@ -607,6 +860,11 @@
                         </wp:inline>
                       </w:drawing>
                     </w:r>
+                  </w:p>
+                  <w:p>
+                    <w:pPr>
+                      <w:jc w:val="center"/>
+                    </w:pPr>
                   </w:p>
                 </w:txbxContent>
               </v:textbox>
@@ -653,16 +911,16 @@
     </w:pPr>
     <w:r>
       <w:drawing>
-        <wp:anchor distT="0" distB="0" distL="114300" distR="114300" simplePos="0" relativeHeight="251659264" behindDoc="0" locked="0" layoutInCell="1" allowOverlap="1" wp14:anchorId="09A269EB" wp14:editId="28C14734">
+        <wp:anchor distT="0" distB="0" distL="114300" distR="114300" simplePos="0" relativeHeight="251659264" behindDoc="0" locked="0" layoutInCell="1" allowOverlap="1" wp14:anchorId="09A269EB" wp14:editId="4BD11DDC">
           <wp:simplePos x="0" y="0"/>
           <wp:positionH relativeFrom="page">
-            <wp:align>right</wp:align>
+            <wp:align>left</wp:align>
           </wp:positionH>
           <wp:positionV relativeFrom="paragraph">
-            <wp:posOffset>-443865</wp:posOffset>
+            <wp:posOffset>-441325</wp:posOffset>
           </wp:positionV>
-          <wp:extent cx="7689850" cy="1953260"/>
-          <wp:effectExtent l="0" t="0" r="6350" b="8890"/>
+          <wp:extent cx="7534910" cy="1590675"/>
+          <wp:effectExtent l="0" t="0" r="8890" b="9525"/>
           <wp:wrapSquare wrapText="bothSides"/>
           <wp:docPr id="318327574" name="Imagen 1"/>
           <wp:cNvGraphicFramePr>
@@ -672,7 +930,7 @@
             <a:graphicData uri="http://schemas.openxmlformats.org/drawingml/2006/picture">
               <pic:pic xmlns:pic="http://schemas.openxmlformats.org/drawingml/2006/picture">
                 <pic:nvPicPr>
-                  <pic:cNvPr id="0" name="Picture 1"/>
+                  <pic:cNvPr id="318327574" name="Imagen 1"/>
                   <pic:cNvPicPr>
                     <a:picLocks noChangeAspect="1" noChangeArrowheads="1"/>
                   </pic:cNvPicPr>
@@ -685,7 +943,6 @@
                       </a:ext>
                     </a:extLst>
                   </a:blip>
-                  <a:srcRect/>
                   <a:stretch>
                     <a:fillRect/>
                   </a:stretch>
@@ -693,7 +950,7 @@
                 <pic:spPr bwMode="auto">
                   <a:xfrm>
                     <a:off x="0" y="0"/>
-                    <a:ext cx="7689850" cy="1953260"/>
+                    <a:ext cx="7534910" cy="1590675"/>
                   </a:xfrm>
                   <a:prstGeom prst="rect">
                     <a:avLst/>
@@ -1702,6 +1959,76 @@
       </w:tblBorders>
     </w:tblPr>
   </w:style>
+  <w:style w:type="character" w:styleId="Refdecomentario">
+    <w:name w:val="annotation reference"/>
+    <w:basedOn w:val="Fuentedeprrafopredeter"/>
+    <w:uiPriority w:val="99"/>
+    <w:semiHidden/>
+    <w:unhideWhenUsed/>
+    <w:rsid w:val="00824656"/>
+    <w:rPr>
+      <w:sz w:val="16"/>
+      <w:szCs w:val="16"/>
+    </w:rPr>
+  </w:style>
+  <w:style w:type="paragraph" w:styleId="Textocomentario">
+    <w:name w:val="annotation text"/>
+    <w:basedOn w:val="Normal"/>
+    <w:link w:val="TextocomentarioCar"/>
+    <w:uiPriority w:val="99"/>
+    <w:semiHidden/>
+    <w:unhideWhenUsed/>
+    <w:rsid w:val="00824656"/>
+    <w:pPr>
+      <w:spacing w:line="240" w:lineRule="auto"/>
+    </w:pPr>
+    <w:rPr>
+      <w:sz w:val="20"/>
+      <w:szCs w:val="20"/>
+    </w:rPr>
+  </w:style>
+  <w:style w:type="character" w:customStyle="1" w:styleId="TextocomentarioCar">
+    <w:name w:val="Texto comentario Car"/>
+    <w:basedOn w:val="Fuentedeprrafopredeter"/>
+    <w:link w:val="Textocomentario"/>
+    <w:uiPriority w:val="99"/>
+    <w:semiHidden/>
+    <w:rsid w:val="00824656"/>
+    <w:rPr>
+      <w:noProof/>
+      <w:sz w:val="20"/>
+      <w:szCs w:val="20"/>
+    </w:rPr>
+  </w:style>
+  <w:style w:type="paragraph" w:styleId="Asuntodelcomentario">
+    <w:name w:val="annotation subject"/>
+    <w:basedOn w:val="Textocomentario"/>
+    <w:next w:val="Textocomentario"/>
+    <w:link w:val="AsuntodelcomentarioCar"/>
+    <w:uiPriority w:val="99"/>
+    <w:semiHidden/>
+    <w:unhideWhenUsed/>
+    <w:rsid w:val="00824656"/>
+    <w:rPr>
+      <w:b/>
+      <w:bCs/>
+    </w:rPr>
+  </w:style>
+  <w:style w:type="character" w:customStyle="1" w:styleId="AsuntodelcomentarioCar">
+    <w:name w:val="Asunto del comentario Car"/>
+    <w:basedOn w:val="TextocomentarioCar"/>
+    <w:link w:val="Asuntodelcomentario"/>
+    <w:uiPriority w:val="99"/>
+    <w:semiHidden/>
+    <w:rsid w:val="00824656"/>
+    <w:rPr>
+      <w:b/>
+      <w:bCs/>
+      <w:noProof/>
+      <w:sz w:val="20"/>
+      <w:szCs w:val="20"/>
+    </w:rPr>
+  </w:style>
 </w:styles>
 </file>
 
@@ -1998,4 +2325,16 @@
     </a:ext>
   </a:extLst>
 </a:theme>
+</file>
+
+<file path=customXml/item1.xml><?xml version="1.0" encoding="utf-8"?>
+<b:Sources xmlns:b="http://schemas.openxmlformats.org/officeDocument/2006/bibliography" xmlns="http://schemas.openxmlformats.org/officeDocument/2006/bibliography" SelectedStyle="\APASixthEditionOfficeOnline.xsl" StyleName="APA" Version="6"/>
+</file>
+
+<file path=customXml/itemProps1.xml><?xml version="1.0" encoding="utf-8"?>
+<ds:datastoreItem xmlns:ds="http://schemas.openxmlformats.org/officeDocument/2006/customXml" ds:itemID="{209980FA-5DA5-4736-8870-965EA964F223}">
+  <ds:schemaRefs>
+    <ds:schemaRef ds:uri="http://schemas.openxmlformats.org/officeDocument/2006/bibliography"/>
+  </ds:schemaRefs>
+</ds:datastoreItem>
 </file>